--- a/content/characters/Mira.docx
+++ b/content/characters/Mira.docx
@@ -14,13 +14,7 @@
         <w:t>Mira</w:t>
       </w:r>
       <w:r>
-        <w:t xml:space="preserve"> is the </w:t>
-      </w:r>
-      <w:r>
-        <w:t>assistant Principal for HMC</w:t>
-      </w:r>
-      <w:r>
-        <w:t xml:space="preserve">. She is a </w:t>
+        <w:t xml:space="preserve"> is the assistant Principal for HMC. She is a </w:t>
       </w:r>
       <w:proofErr w:type="spellStart"/>
       <w:r>
@@ -96,7 +90,21 @@
         <w:t xml:space="preserve"> tall</w:t>
       </w:r>
       <w:r>
-        <w:t>, with an athletic and compact build. She has calico patterning and copper eyes. She</w:t>
+        <w:t xml:space="preserve">, with an athletic and compact build. She has calico </w:t>
+      </w:r>
+      <w:proofErr w:type="gramStart"/>
+      <w:r>
+        <w:t>patterning</w:t>
+      </w:r>
+      <w:proofErr w:type="gramEnd"/>
+      <w:r>
+        <w:t xml:space="preserve"> and </w:t>
+      </w:r>
+      <w:r>
+        <w:t>bright blue</w:t>
+      </w:r>
+      <w:r>
+        <w:t xml:space="preserve"> eyes. She</w:t>
       </w:r>
       <w:r>
         <w:t xml:space="preserve"> often</w:t>
@@ -904,6 +912,7 @@
   <w:style w:type="character" w:default="1" w:styleId="DefaultParagraphFont">
     <w:name w:val="Default Paragraph Font"/>
     <w:uiPriority w:val="1"/>
+    <w:semiHidden/>
     <w:unhideWhenUsed/>
   </w:style>
   <w:style w:type="table" w:default="1" w:styleId="TableNormal">

--- a/content/characters/Mira.docx
+++ b/content/characters/Mira.docx
@@ -14,23 +14,7 @@
         <w:t>Mira</w:t>
       </w:r>
       <w:r>
-        <w:t xml:space="preserve"> is the assistant Principal for HMC. She is a </w:t>
-      </w:r>
-      <w:proofErr w:type="spellStart"/>
-      <w:r>
-        <w:t>katari</w:t>
-      </w:r>
-      <w:proofErr w:type="spellEnd"/>
-      <w:r>
-        <w:t>/</w:t>
-      </w:r>
-      <w:proofErr w:type="spellStart"/>
-      <w:r>
-        <w:t>tabaxi</w:t>
-      </w:r>
-      <w:proofErr w:type="spellEnd"/>
-      <w:r>
-        <w:t>.</w:t>
+        <w:t xml:space="preserve"> is the assistant Principal for HMC. She is a katari/tabaxi.</w:t>
       </w:r>
     </w:p>
     <w:p>
@@ -90,15 +74,7 @@
         <w:t xml:space="preserve"> tall</w:t>
       </w:r>
       <w:r>
-        <w:t xml:space="preserve">, with an athletic and compact build. She has calico </w:t>
-      </w:r>
-      <w:proofErr w:type="gramStart"/>
-      <w:r>
-        <w:t>patterning</w:t>
-      </w:r>
-      <w:proofErr w:type="gramEnd"/>
-      <w:r>
-        <w:t xml:space="preserve"> and </w:t>
+        <w:t xml:space="preserve">, with an athletic and compact build. She has calico patterning and </w:t>
       </w:r>
       <w:r>
         <w:t>bright blue</w:t>
@@ -188,14 +164,26 @@
         <w:spacing w:before="240" w:after="240"/>
       </w:pPr>
       <w:r>
+        <w:t>[</w:t>
+      </w:r>
+      <w:r>
         <w:rPr>
           <w:b/>
           <w:bCs/>
         </w:rPr>
-        <w:t>Leonidas of HMC</w:t>
-      </w:r>
-      <w:r>
-        <w:t xml:space="preserve">: </w:t>
+        <w:t>Leonidas of Hevrion</w:t>
+      </w:r>
+      <w:r>
+        <w:t>](</w:t>
+      </w:r>
+      <w:r>
+        <w:t>characters/</w:t>
+      </w:r>
+      <w:r>
+        <w:t>Leonidas-of-Hevrion):</w:t>
+      </w:r>
+      <w:r>
+        <w:t xml:space="preserve"> </w:t>
       </w:r>
       <w:r>
         <w:t>Leonidas often catch Mira laze around and put her to work.</w:t>
@@ -211,6 +199,9 @@
         <w:spacing w:before="240" w:after="240"/>
       </w:pPr>
       <w:r>
+        <w:t>[</w:t>
+      </w:r>
+      <w:r>
         <w:rPr>
           <w:b/>
           <w:bCs/>
@@ -218,6 +209,9 @@
         <w:t>Sapphire</w:t>
       </w:r>
       <w:r>
+        <w:t>](characters/Sapphire)</w:t>
+      </w:r>
+      <w:r>
         <w:t>: Sapphire and Mira work on Alkahest after HAS brought it from the northern expedition, which then becomes Mira’s graduation thesis.</w:t>
       </w:r>
     </w:p>
@@ -231,6 +225,9 @@
         <w:spacing w:before="240" w:after="240"/>
       </w:pPr>
       <w:r>
+        <w:t>[</w:t>
+      </w:r>
+      <w:r>
         <w:rPr>
           <w:b/>
           <w:bCs/>
@@ -238,7 +235,20 @@
         <w:t>Emilia</w:t>
       </w:r>
       <w:r>
-        <w:t>: Emilia often targets Mira for her pranks.</w:t>
+        <w:rPr>
+          <w:b/>
+          <w:bCs/>
+        </w:rPr>
+        <w:t xml:space="preserve"> of Vrey</w:t>
+      </w:r>
+      <w:r>
+        <w:t>](characters/Emilia-of-Vrey):</w:t>
+      </w:r>
+      <w:r>
+        <w:t xml:space="preserve"> </w:t>
+      </w:r>
+      <w:r>
+        <w:t>Emilia often targets Mira for her pranks.</w:t>
       </w:r>
     </w:p>
     <w:p>
@@ -254,15 +264,7 @@
         <w:spacing w:before="240" w:after="240"/>
       </w:pPr>
       <w:r>
-        <w:t xml:space="preserve">Any DM notes, </w:t>
-      </w:r>
-      <w:proofErr w:type="spellStart"/>
-      <w:r>
-        <w:t>statblocks</w:t>
-      </w:r>
-      <w:proofErr w:type="spellEnd"/>
-      <w:r>
-        <w:t>, etc.</w:t>
+        <w:t>Any DM notes, statblocks, etc.</w:t>
       </w:r>
     </w:p>
     <w:p/>
